--- a/guida/CREAZIONE PROGETTO.docx
+++ b/guida/CREAZIONE PROGETTO.docx
@@ -33,21 +33,8 @@
         <w:t>AUTORE</w:t>
       </w:r>
       <w:r>
-        <w:t xml:space="preserve">: </w:t>
-      </w:r>
-      <w:proofErr w:type="spellStart"/>
-      <w:r>
-        <w:t>NomeGruppo</w:t>
-      </w:r>
-      <w:proofErr w:type="spellEnd"/>
-      <w:r>
-        <w:t xml:space="preserve"> / Nome </w:t>
-      </w:r>
-      <w:proofErr w:type="spellStart"/>
-      <w:r>
-        <w:t>TeamLead</w:t>
-      </w:r>
-      <w:proofErr w:type="spellEnd"/>
+        <w:t>: NomeGruppo / Nome TeamLead</w:t>
+      </w:r>
     </w:p>
     <w:p>
       <w:pPr>
@@ -119,6 +106,311 @@
     </w:p>
     <w:p>
       <w:pPr>
+        <w:pStyle w:val="Paragrafoelenco"/>
+        <w:numPr>
+          <w:ilvl w:val="0"/>
+          <w:numId w:val="2"/>
+        </w:numPr>
+      </w:pPr>
+      <w:r>
+        <w:t xml:space="preserve">New Diagram: Grid (fare griglia </w:t>
+      </w:r>
+      <w:r>
+        <w:t>per ogni tipologia di elemento, come attori, classi, componenti, etc.)</w:t>
+      </w:r>
+    </w:p>
+    <w:p>
+      <w:pPr>
+        <w:pStyle w:val="Paragrafoelenco"/>
+        <w:numPr>
+          <w:ilvl w:val="0"/>
+          <w:numId w:val="2"/>
+        </w:numPr>
+      </w:pPr>
+      <w:r>
+        <w:t xml:space="preserve">Nome della griglia: </w:t>
+      </w:r>
+      <w:r>
+        <w:t>ad esempio Elenco Attori</w:t>
+      </w:r>
+    </w:p>
+    <w:p>
+      <w:pPr>
+        <w:pStyle w:val="Paragrafoelenco"/>
+        <w:numPr>
+          <w:ilvl w:val="0"/>
+          <w:numId w:val="2"/>
+        </w:numPr>
+      </w:pPr>
+      <w:r>
+        <w:t>Model Element: ad esempio Actor, Use Cases, etc., per elencare automaticamente tu</w:t>
+      </w:r>
+      <w:r>
+        <w:t>tti gli elementi di quella categoria con relativa descrizione. Cliccando su + si possono aggiungere più elementi diversi del dominio (ma meglio non farlo per la leggibilità). Per aggiungere le classi che non compaiono nella tendina basta scrivere Classes</w:t>
+      </w:r>
+    </w:p>
+    <w:p>
+      <w:pPr>
+        <w:pStyle w:val="Paragrafoelenco"/>
+        <w:numPr>
+          <w:ilvl w:val="0"/>
+          <w:numId w:val="2"/>
+        </w:numPr>
+      </w:pPr>
+      <w:r>
+        <w:t>Scope: Project (per selezionare gli elementi del progetto)</w:t>
+      </w:r>
+    </w:p>
+    <w:p>
+      <w:pPr>
+        <w:pStyle w:val="Paragrafoelenco"/>
+        <w:numPr>
+          <w:ilvl w:val="0"/>
+          <w:numId w:val="2"/>
+        </w:numPr>
+        <w:rPr>
+          <w:lang w:val="en-GB"/>
+        </w:rPr>
+      </w:pPr>
+      <w:r>
+        <w:rPr>
+          <w:lang w:val="en-GB"/>
+        </w:rPr>
+        <w:t>Tools-&gt;Doc composer-&gt;Build fro</w:t>
+      </w:r>
+      <w:r>
+        <w:rPr>
+          <w:lang w:val="en-GB"/>
+        </w:rPr>
+        <w:t>m Scratch</w:t>
+      </w:r>
+      <w:r>
+        <w:rPr>
+          <w:lang w:val="en-GB"/>
+        </w:rPr>
+        <w:t>:</w:t>
+      </w:r>
+    </w:p>
+    <w:p>
+      <w:pPr>
+        <w:pStyle w:val="Paragrafoelenco"/>
+        <w:numPr>
+          <w:ilvl w:val="0"/>
+          <w:numId w:val="4"/>
+        </w:numPr>
+      </w:pPr>
+      <w:r>
+        <w:t>Cliccando su + si può aggiungere la Table of Contents (l’indice).</w:t>
+      </w:r>
+    </w:p>
+    <w:p>
+      <w:pPr>
+        <w:pStyle w:val="Paragrafoelenco"/>
+        <w:numPr>
+          <w:ilvl w:val="0"/>
+          <w:numId w:val="4"/>
+        </w:numPr>
+      </w:pPr>
+      <w:r>
+        <w:t xml:space="preserve">Nel documento cliccando su </w:t>
+      </w:r>
+      <w:r>
+        <w:t>“T”</w:t>
+      </w:r>
+      <w:r>
+        <w:t xml:space="preserve"> s</w:t>
+      </w:r>
+      <w:r>
+        <w:t>i aggiunge una casella di testo</w:t>
+      </w:r>
+      <w:r>
+        <w:t>, si</w:t>
+      </w:r>
+      <w:r>
+        <w:t xml:space="preserve"> </w:t>
+      </w:r>
+      <w:r>
+        <w:t>incolla</w:t>
+      </w:r>
+      <w:r>
+        <w:t xml:space="preserve"> la traccia assegnata e si può aggiungere un Heading cliccando sulla F corsivo.</w:t>
+      </w:r>
+    </w:p>
+    <w:p>
+      <w:pPr>
+        <w:pStyle w:val="Paragrafoelenco"/>
+        <w:numPr>
+          <w:ilvl w:val="0"/>
+          <w:numId w:val="4"/>
+        </w:numPr>
+      </w:pPr>
+      <w:r>
+        <w:t xml:space="preserve">Con un altro testo e un Heading si aggiunge </w:t>
+      </w:r>
+      <w:r>
+        <w:rPr>
+          <w:highlight w:val="magenta"/>
+        </w:rPr>
+        <w:t>l’Analisi Testuale</w:t>
+      </w:r>
+      <w:r>
+        <w:t>, trascinandola dal diagram navigator.</w:t>
+      </w:r>
+    </w:p>
+    <w:p>
+      <w:pPr>
+        <w:pStyle w:val="Paragrafoelenco"/>
+        <w:numPr>
+          <w:ilvl w:val="0"/>
+          <w:numId w:val="4"/>
+        </w:numPr>
+      </w:pPr>
+      <w:r>
+        <w:t>Cliccando su Page Break si inizia a scrivere su pagina pulita</w:t>
+      </w:r>
+    </w:p>
+    <w:p>
+      <w:pPr>
+        <w:pStyle w:val="Paragrafoelenco"/>
+        <w:numPr>
+          <w:ilvl w:val="0"/>
+          <w:numId w:val="4"/>
+        </w:numPr>
+      </w:pPr>
+      <w:r>
+        <w:t>Usando le frecce si possono spostare i blocchi sopra o sotto.</w:t>
+      </w:r>
+    </w:p>
+    <w:p>
+      <w:pPr>
+        <w:pStyle w:val="Paragrafoelenco"/>
+        <w:numPr>
+          <w:ilvl w:val="0"/>
+          <w:numId w:val="4"/>
+        </w:numPr>
+      </w:pPr>
+      <w:r>
+        <w:t xml:space="preserve">Per </w:t>
+      </w:r>
+      <w:r>
+        <w:rPr>
+          <w:highlight w:val="magenta"/>
+        </w:rPr>
+        <w:t>l’</w:t>
+      </w:r>
+      <w:r>
+        <w:rPr>
+          <w:highlight w:val="magenta"/>
+        </w:rPr>
+        <w:t>A</w:t>
+      </w:r>
+      <w:r>
+        <w:rPr>
+          <w:highlight w:val="magenta"/>
+        </w:rPr>
+        <w:t>nalisi Casi d’Uso</w:t>
+      </w:r>
+      <w:r>
+        <w:t xml:space="preserve"> si può prendere tutto il caso d’uso cliccando su </w:t>
+      </w:r>
+      <w:r>
+        <w:t xml:space="preserve">All </w:t>
+      </w:r>
+      <w:r>
+        <w:t xml:space="preserve">Details e poi </w:t>
+      </w:r>
+      <w:r>
+        <w:t>trascinando</w:t>
+      </w:r>
+      <w:r>
+        <w:t xml:space="preserve"> sul documento.</w:t>
+      </w:r>
+      <w:r>
+        <w:t xml:space="preserve"> Altrimenti si può costruire un caso d’uso alla volta cliccando su Requirements Spec + Use Case.</w:t>
+      </w:r>
+      <w:r>
+        <w:t xml:space="preserve"> </w:t>
+      </w:r>
+    </w:p>
+    <w:p>
+      <w:pPr>
+        <w:pStyle w:val="Paragrafoelenco"/>
+        <w:ind w:left="1428"/>
+      </w:pPr>
+      <w:r>
+        <w:t>Oppure si può prendere il diagramma e cliccando su Basic si ottiene l’immagine del diagramma (ma esce con tutte le scritte)</w:t>
+      </w:r>
+      <w:r>
+        <w:t xml:space="preserve"> allora in alternativa cliccando su Project-&gt; Export-&gt;Active Diagram as Image, scegliendo il formato SVG, lo si deve aprire con un tool che fa analisi e in xml si può cancellare tutto il block text che aggiunge le scritte.</w:t>
+      </w:r>
+    </w:p>
+    <w:p>
+      <w:pPr>
+        <w:pStyle w:val="Paragrafoelenco"/>
+        <w:numPr>
+          <w:ilvl w:val="0"/>
+          <w:numId w:val="4"/>
+        </w:numPr>
+      </w:pPr>
+      <w:r>
+        <w:t>Dopo aver fatto una modifica in un diagramma, cliccando su Refresh la documentazione viene aggiornata.</w:t>
+      </w:r>
+    </w:p>
+    <w:p>
+      <w:pPr>
+        <w:pStyle w:val="Paragrafoelenco"/>
+        <w:numPr>
+          <w:ilvl w:val="0"/>
+          <w:numId w:val="2"/>
+        </w:numPr>
+      </w:pPr>
+      <w:r>
+        <w:t xml:space="preserve">In diagram navigator </w:t>
+      </w:r>
+      <w:r>
+        <w:t>i</w:t>
+      </w:r>
+      <w:r>
+        <w:t xml:space="preserve"> docu</w:t>
+      </w:r>
+      <w:r>
+        <w:t>menti e le griglie compaiono nella cartella Others</w:t>
+      </w:r>
+    </w:p>
+    <w:p>
+      <w:pPr>
+        <w:pStyle w:val="Paragrafoelenco"/>
+        <w:numPr>
+          <w:ilvl w:val="0"/>
+          <w:numId w:val="2"/>
+        </w:numPr>
+      </w:pPr>
+      <w:r>
+        <w:t>Si può esportare come Word e Pdf</w:t>
+      </w:r>
+      <w:r>
+        <w:t>: quando si esporta come Word si può modificare la Cover Page.</w:t>
+      </w:r>
+    </w:p>
+    <w:p>
+      <w:pPr>
+        <w:ind w:left="708"/>
+        <w:rPr>
+          <w:sz w:val="28"/>
+          <w:szCs w:val="28"/>
+        </w:rPr>
+      </w:pPr>
+    </w:p>
+    <w:p>
+      <w:pPr>
+        <w:rPr>
+          <w:sz w:val="28"/>
+          <w:szCs w:val="28"/>
+        </w:rPr>
+      </w:pPr>
+    </w:p>
+    <w:p>
+      <w:pPr>
         <w:rPr>
           <w:sz w:val="28"/>
           <w:szCs w:val="28"/>
@@ -227,13 +519,8 @@
           <w:numId w:val="1"/>
         </w:numPr>
       </w:pPr>
-      <w:proofErr w:type="spellStart"/>
-      <w:r>
-        <w:t>Textual</w:t>
-      </w:r>
-      <w:proofErr w:type="spellEnd"/>
-      <w:r>
-        <w:t xml:space="preserve"> Analysis </w:t>
+      <w:r>
+        <w:t xml:space="preserve">Textual Analysis </w:t>
       </w:r>
       <w:r>
         <w:sym w:font="Wingdings" w:char="F0E0"/>
@@ -284,13 +571,7 @@
         <w:t>una per le classi</w:t>
       </w:r>
       <w:r>
-        <w:t xml:space="preserve">. </w:t>
-      </w:r>
-      <w:r>
-        <w:t xml:space="preserve">Se emerge che una classe ha diversi stati, significa che quella classe ha una specializzazione di </w:t>
-      </w:r>
-      <w:r>
-        <w:t>(modellata da una macchina a stati finiti)</w:t>
+        <w:t>. Se emerge che una classe ha diversi stati, significa che quella classe ha una specializzazione di (modellata da una macchina a stati finiti)</w:t>
       </w:r>
     </w:p>
     <w:p>
@@ -302,23 +583,7 @@
         </w:numPr>
       </w:pPr>
       <w:r>
-        <w:t xml:space="preserve">Mettendo su </w:t>
-      </w:r>
-      <w:proofErr w:type="spellStart"/>
-      <w:r>
-        <w:t>spell</w:t>
-      </w:r>
-      <w:proofErr w:type="spellEnd"/>
-      <w:r>
-        <w:t xml:space="preserve"> </w:t>
-      </w:r>
-      <w:proofErr w:type="spellStart"/>
-      <w:r>
-        <w:t>checker</w:t>
-      </w:r>
-      <w:proofErr w:type="spellEnd"/>
-      <w:r>
-        <w:t xml:space="preserve"> in alto si tolgono le sottolineature rosse</w:t>
+        <w:t>Mettendo su spell checker in alto si tolgono le sottolineature rosse</w:t>
       </w:r>
     </w:p>
     <w:p>
@@ -398,15 +663,7 @@
         </w:numPr>
       </w:pPr>
       <w:r>
-        <w:t xml:space="preserve">SYSTEM </w:t>
-      </w:r>
-      <w:proofErr w:type="spellStart"/>
-      <w:r>
-        <w:t>respons</w:t>
-      </w:r>
-      <w:proofErr w:type="spellEnd"/>
-      <w:r>
-        <w:t xml:space="preserve"> si utilizza se si tratta di una risposta dal sistema a un attore</w:t>
+        <w:t>SYSTEM respons si utilizza se si tratta di una risposta dal sistema a un attore</w:t>
       </w:r>
     </w:p>
     <w:p>
@@ -428,27 +685,20 @@
           <w:ilvl w:val="3"/>
           <w:numId w:val="1"/>
         </w:numPr>
-      </w:pPr>
-      <w:r>
-        <w:t xml:space="preserve">In open </w:t>
-      </w:r>
-      <w:proofErr w:type="spellStart"/>
-      <w:r>
-        <w:t>Specification</w:t>
-      </w:r>
-      <w:proofErr w:type="spellEnd"/>
-      <w:r>
-        <w:t>/</w:t>
-      </w:r>
-      <w:proofErr w:type="spellStart"/>
-      <w:r>
-        <w:t>Requirements</w:t>
-      </w:r>
-      <w:proofErr w:type="spellEnd"/>
-      <w:r>
-        <w:t xml:space="preserve"> </w:t>
-      </w:r>
-      <w:r>
+        <w:rPr>
+          <w:lang w:val="en-GB"/>
+        </w:rPr>
+      </w:pPr>
+      <w:r>
+        <w:rPr>
+          <w:lang w:val="en-GB"/>
+        </w:rPr>
+        <w:t xml:space="preserve">In open Specification/Requirements </w:t>
+      </w:r>
+      <w:r>
+        <w:rPr>
+          <w:lang w:val="en-GB"/>
+        </w:rPr>
         <w:t>inserire i requisiti</w:t>
       </w:r>
     </w:p>
@@ -472,14 +722,131 @@
           <w:numId w:val="1"/>
         </w:numPr>
       </w:pPr>
-    </w:p>
-    <w:p>
-      <w:pPr>
-        <w:pStyle w:val="Paragrafoelenco"/>
-        <w:numPr>
-          <w:ilvl w:val="0"/>
+      <w:r>
+        <w:t xml:space="preserve">Da open use case details cliccando su </w:t>
+      </w:r>
+      <w:r>
+        <w:t>D</w:t>
+      </w:r>
+      <w:r>
+        <w:t>iagram</w:t>
+      </w:r>
+      <w:r>
+        <w:t>s</w:t>
+      </w:r>
+      <w:r>
+        <w:t xml:space="preserve"> si possono</w:t>
+      </w:r>
+      <w:r>
+        <w:t xml:space="preserve"> visualizzare e aggiungere nuovi diagrammi</w:t>
+      </w:r>
+      <w:r>
+        <w:t>.</w:t>
+      </w:r>
+    </w:p>
+    <w:p>
+      <w:pPr>
+        <w:pStyle w:val="Paragrafoelenco"/>
+        <w:numPr>
+          <w:ilvl w:val="3"/>
           <w:numId w:val="1"/>
         </w:numPr>
+      </w:pPr>
+      <w:r>
+        <w:t>Si può fare Add Model Element in flow of events per aggiungere ulte</w:t>
+      </w:r>
+      <w:r>
+        <w:t>riori informazioni (Es. se si vuole aggiungere una classe, la classe deve essere già stata definita)</w:t>
+      </w:r>
+    </w:p>
+    <w:p>
+      <w:pPr>
+        <w:pStyle w:val="Paragrafoelenco"/>
+        <w:ind w:left="2880"/>
+      </w:pPr>
+    </w:p>
+    <w:p>
+      <w:pPr>
+        <w:pStyle w:val="Paragrafoelenco"/>
+        <w:numPr>
+          <w:ilvl w:val="1"/>
+          <w:numId w:val="1"/>
+        </w:numPr>
+        <w:rPr>
+          <w:b/>
+          <w:bCs/>
+          <w:color w:val="002060"/>
+        </w:rPr>
+      </w:pPr>
+      <w:r>
+        <w:rPr>
+          <w:b/>
+          <w:bCs/>
+          <w:color w:val="002060"/>
+        </w:rPr>
+        <w:t xml:space="preserve">Vista </w:t>
+      </w:r>
+      <w:r>
+        <w:rPr>
+          <w:b/>
+          <w:bCs/>
+          <w:color w:val="002060"/>
+        </w:rPr>
+        <w:t>di documentazione</w:t>
+      </w:r>
+    </w:p>
+    <w:p>
+      <w:pPr>
+        <w:pStyle w:val="Paragrafoelenco"/>
+        <w:ind w:left="1440"/>
+        <w:rPr>
+          <w:b/>
+          <w:bCs/>
+          <w:color w:val="002060"/>
+        </w:rPr>
+      </w:pPr>
+    </w:p>
+    <w:p>
+      <w:pPr>
+        <w:pStyle w:val="Paragrafoelenco"/>
+        <w:numPr>
+          <w:ilvl w:val="2"/>
+          <w:numId w:val="1"/>
+        </w:numPr>
+      </w:pPr>
+      <w:r>
+        <w:t>Documentazione</w:t>
+      </w:r>
+      <w:r>
+        <w:t xml:space="preserve"> </w:t>
+      </w:r>
+      <w:r>
+        <w:sym w:font="Wingdings" w:char="F0E0"/>
+      </w:r>
+      <w:r>
+        <w:t xml:space="preserve"> si aggiunge un Existing Diagram</w:t>
+      </w:r>
+    </w:p>
+    <w:p>
+      <w:pPr>
+        <w:pStyle w:val="Paragrafoelenco"/>
+        <w:ind w:left="2880"/>
+      </w:pPr>
+    </w:p>
+    <w:p>
+      <w:pPr>
+        <w:pStyle w:val="Paragrafoelenco"/>
+        <w:rPr>
+          <w:highlight w:val="green"/>
+        </w:rPr>
+      </w:pPr>
+    </w:p>
+    <w:p>
+      <w:pPr>
+        <w:ind w:left="1416"/>
+        <w:rPr>
+          <w:highlight w:val="green"/>
+        </w:rPr>
       </w:pPr>
     </w:p>
     <w:sectPr>
@@ -495,6 +862,232 @@
 <file path=word/numbering.xml><?xml version="1.0" encoding="utf-8"?>
 <w:numbering xmlns:wpc="http://schemas.microsoft.com/office/word/2010/wordprocessingCanvas" xmlns:cx="http://schemas.microsoft.com/office/drawing/2014/chartex" xmlns:cx1="http://schemas.microsoft.com/office/drawing/2015/9/8/chartex" xmlns:cx2="http://schemas.microsoft.com/office/drawing/2015/10/21/chartex" xmlns:cx3="http://schemas.microsoft.com/office/drawing/2016/5/9/chartex" xmlns:cx4="http://schemas.microsoft.com/office/drawing/2016/5/10/chartex" xmlns:cx5="http://schemas.microsoft.com/office/drawing/2016/5/11/chartex" xmlns:cx6="http://schemas.microsoft.com/office/drawing/2016/5/12/chartex" xmlns:cx7="http://schemas.microsoft.com/office/drawing/2016/5/13/chartex" xmlns:cx8="http://schemas.microsoft.com/office/drawing/2016/5/14/chartex" xmlns:mc="http://schemas.openxmlformats.org/markup-compatibility/2006" xmlns:aink="http://schemas.microsoft.com/office/drawing/2016/ink" xmlns:am3d="http://schemas.microsoft.com/office/drawing/2017/model3d" xmlns:o="urn:schemas-microsoft-com:office:office" xmlns:oel="http://schemas.microsoft.com/office/2019/extlst" xmlns:r="http://schemas.openxmlformats.org/officeDocument/2006/relationships" xmlns:m="http://schemas.openxmlformats.org/officeDocument/2006/math" xmlns:v="urn:schemas-microsoft-com:vml" xmlns:wp14="http://schemas.microsoft.com/office/word/2010/wordprocessingDrawing" xmlns:wp="http://schemas.openxmlformats.org/drawingml/2006/wordprocessingDrawing" xmlns:w10="urn:schemas-microsoft-com:office:word" xmlns:w="http://schemas.openxmlformats.org/wordprocessingml/2006/main" xmlns:w14="http://schemas.microsoft.com/office/word/2010/wordml" xmlns:w15="http://schemas.microsoft.com/office/word/2012/wordml" xmlns:w16cex="http://schemas.microsoft.com/office/word/2018/wordml/cex" xmlns:w16cid="http://schemas.microsoft.com/office/word/2016/wordml/cid" xmlns:w16="http://schemas.microsoft.com/office/word/2018/wordml" xmlns:w16du="http://schemas.microsoft.com/office/word/2023/wordml/word16du" xmlns:w16sdtdh="http://schemas.microsoft.com/office/word/2020/wordml/sdtdatahash" xmlns:w16sdtfl="http://schemas.microsoft.com/office/word/2024/wordml/sdtformatlock" xmlns:w16se="http://schemas.microsoft.com/office/word/2015/wordml/symex" xmlns:wpg="http://schemas.microsoft.com/office/word/2010/wordprocessingGroup" xmlns:wpi="http://schemas.microsoft.com/office/word/2010/wordprocessingInk" xmlns:wne="http://schemas.microsoft.com/office/word/2006/wordml" xmlns:wps="http://schemas.microsoft.com/office/word/2010/wordprocessingShape" mc:Ignorable="w14 w15 w16se w16cid w16 w16cex w16sdtdh w16sdtfl w16du wp14">
   <w:abstractNum w:abstractNumId="0" w15:restartNumberingAfterBreak="0">
+    <w:nsid w:val="03404AB4"/>
+    <w:multiLevelType w:val="hybridMultilevel"/>
+    <w:tmpl w:val="5C56A9A6"/>
+    <w:lvl w:ilvl="0" w:tplc="04100001">
+      <w:start w:val="1"/>
+      <w:numFmt w:val="bullet"/>
+      <w:lvlText w:val=""/>
+      <w:lvlJc w:val="left"/>
+      <w:pPr>
+        <w:ind w:left="2160" w:hanging="360"/>
+      </w:pPr>
+      <w:rPr>
+        <w:rFonts w:ascii="Symbol" w:hAnsi="Symbol" w:hint="default"/>
+      </w:rPr>
+    </w:lvl>
+    <w:lvl w:ilvl="1" w:tplc="04100003" w:tentative="1">
+      <w:start w:val="1"/>
+      <w:numFmt w:val="bullet"/>
+      <w:lvlText w:val="o"/>
+      <w:lvlJc w:val="left"/>
+      <w:pPr>
+        <w:ind w:left="2880" w:hanging="360"/>
+      </w:pPr>
+      <w:rPr>
+        <w:rFonts w:ascii="Courier New" w:hAnsi="Courier New" w:cs="Courier New" w:hint="default"/>
+      </w:rPr>
+    </w:lvl>
+    <w:lvl w:ilvl="2" w:tplc="04100005" w:tentative="1">
+      <w:start w:val="1"/>
+      <w:numFmt w:val="bullet"/>
+      <w:lvlText w:val=""/>
+      <w:lvlJc w:val="left"/>
+      <w:pPr>
+        <w:ind w:left="3600" w:hanging="360"/>
+      </w:pPr>
+      <w:rPr>
+        <w:rFonts w:ascii="Wingdings" w:hAnsi="Wingdings" w:hint="default"/>
+      </w:rPr>
+    </w:lvl>
+    <w:lvl w:ilvl="3" w:tplc="04100001" w:tentative="1">
+      <w:start w:val="1"/>
+      <w:numFmt w:val="bullet"/>
+      <w:lvlText w:val=""/>
+      <w:lvlJc w:val="left"/>
+      <w:pPr>
+        <w:ind w:left="4320" w:hanging="360"/>
+      </w:pPr>
+      <w:rPr>
+        <w:rFonts w:ascii="Symbol" w:hAnsi="Symbol" w:hint="default"/>
+      </w:rPr>
+    </w:lvl>
+    <w:lvl w:ilvl="4" w:tplc="04100003" w:tentative="1">
+      <w:start w:val="1"/>
+      <w:numFmt w:val="bullet"/>
+      <w:lvlText w:val="o"/>
+      <w:lvlJc w:val="left"/>
+      <w:pPr>
+        <w:ind w:left="5040" w:hanging="360"/>
+      </w:pPr>
+      <w:rPr>
+        <w:rFonts w:ascii="Courier New" w:hAnsi="Courier New" w:cs="Courier New" w:hint="default"/>
+      </w:rPr>
+    </w:lvl>
+    <w:lvl w:ilvl="5" w:tplc="04100005" w:tentative="1">
+      <w:start w:val="1"/>
+      <w:numFmt w:val="bullet"/>
+      <w:lvlText w:val=""/>
+      <w:lvlJc w:val="left"/>
+      <w:pPr>
+        <w:ind w:left="5760" w:hanging="360"/>
+      </w:pPr>
+      <w:rPr>
+        <w:rFonts w:ascii="Wingdings" w:hAnsi="Wingdings" w:hint="default"/>
+      </w:rPr>
+    </w:lvl>
+    <w:lvl w:ilvl="6" w:tplc="04100001" w:tentative="1">
+      <w:start w:val="1"/>
+      <w:numFmt w:val="bullet"/>
+      <w:lvlText w:val=""/>
+      <w:lvlJc w:val="left"/>
+      <w:pPr>
+        <w:ind w:left="6480" w:hanging="360"/>
+      </w:pPr>
+      <w:rPr>
+        <w:rFonts w:ascii="Symbol" w:hAnsi="Symbol" w:hint="default"/>
+      </w:rPr>
+    </w:lvl>
+    <w:lvl w:ilvl="7" w:tplc="04100003" w:tentative="1">
+      <w:start w:val="1"/>
+      <w:numFmt w:val="bullet"/>
+      <w:lvlText w:val="o"/>
+      <w:lvlJc w:val="left"/>
+      <w:pPr>
+        <w:ind w:left="7200" w:hanging="360"/>
+      </w:pPr>
+      <w:rPr>
+        <w:rFonts w:ascii="Courier New" w:hAnsi="Courier New" w:cs="Courier New" w:hint="default"/>
+      </w:rPr>
+    </w:lvl>
+    <w:lvl w:ilvl="8" w:tplc="04100005" w:tentative="1">
+      <w:start w:val="1"/>
+      <w:numFmt w:val="bullet"/>
+      <w:lvlText w:val=""/>
+      <w:lvlJc w:val="left"/>
+      <w:pPr>
+        <w:ind w:left="7920" w:hanging="360"/>
+      </w:pPr>
+      <w:rPr>
+        <w:rFonts w:ascii="Wingdings" w:hAnsi="Wingdings" w:hint="default"/>
+      </w:rPr>
+    </w:lvl>
+  </w:abstractNum>
+  <w:abstractNum w:abstractNumId="1" w15:restartNumberingAfterBreak="0">
+    <w:nsid w:val="1E560223"/>
+    <w:multiLevelType w:val="hybridMultilevel"/>
+    <w:tmpl w:val="40905C8A"/>
+    <w:lvl w:ilvl="0" w:tplc="04100001">
+      <w:start w:val="1"/>
+      <w:numFmt w:val="bullet"/>
+      <w:lvlText w:val=""/>
+      <w:lvlJc w:val="left"/>
+      <w:pPr>
+        <w:ind w:left="1428" w:hanging="360"/>
+      </w:pPr>
+      <w:rPr>
+        <w:rFonts w:ascii="Symbol" w:hAnsi="Symbol" w:hint="default"/>
+      </w:rPr>
+    </w:lvl>
+    <w:lvl w:ilvl="1" w:tplc="04100003">
+      <w:start w:val="1"/>
+      <w:numFmt w:val="bullet"/>
+      <w:lvlText w:val="o"/>
+      <w:lvlJc w:val="left"/>
+      <w:pPr>
+        <w:ind w:left="2148" w:hanging="360"/>
+      </w:pPr>
+      <w:rPr>
+        <w:rFonts w:ascii="Courier New" w:hAnsi="Courier New" w:cs="Courier New" w:hint="default"/>
+      </w:rPr>
+    </w:lvl>
+    <w:lvl w:ilvl="2" w:tplc="04100005" w:tentative="1">
+      <w:start w:val="1"/>
+      <w:numFmt w:val="bullet"/>
+      <w:lvlText w:val=""/>
+      <w:lvlJc w:val="left"/>
+      <w:pPr>
+        <w:ind w:left="2868" w:hanging="360"/>
+      </w:pPr>
+      <w:rPr>
+        <w:rFonts w:ascii="Wingdings" w:hAnsi="Wingdings" w:hint="default"/>
+      </w:rPr>
+    </w:lvl>
+    <w:lvl w:ilvl="3" w:tplc="04100001" w:tentative="1">
+      <w:start w:val="1"/>
+      <w:numFmt w:val="bullet"/>
+      <w:lvlText w:val=""/>
+      <w:lvlJc w:val="left"/>
+      <w:pPr>
+        <w:ind w:left="3588" w:hanging="360"/>
+      </w:pPr>
+      <w:rPr>
+        <w:rFonts w:ascii="Symbol" w:hAnsi="Symbol" w:hint="default"/>
+      </w:rPr>
+    </w:lvl>
+    <w:lvl w:ilvl="4" w:tplc="04100003" w:tentative="1">
+      <w:start w:val="1"/>
+      <w:numFmt w:val="bullet"/>
+      <w:lvlText w:val="o"/>
+      <w:lvlJc w:val="left"/>
+      <w:pPr>
+        <w:ind w:left="4308" w:hanging="360"/>
+      </w:pPr>
+      <w:rPr>
+        <w:rFonts w:ascii="Courier New" w:hAnsi="Courier New" w:cs="Courier New" w:hint="default"/>
+      </w:rPr>
+    </w:lvl>
+    <w:lvl w:ilvl="5" w:tplc="04100005" w:tentative="1">
+      <w:start w:val="1"/>
+      <w:numFmt w:val="bullet"/>
+      <w:lvlText w:val=""/>
+      <w:lvlJc w:val="left"/>
+      <w:pPr>
+        <w:ind w:left="5028" w:hanging="360"/>
+      </w:pPr>
+      <w:rPr>
+        <w:rFonts w:ascii="Wingdings" w:hAnsi="Wingdings" w:hint="default"/>
+      </w:rPr>
+    </w:lvl>
+    <w:lvl w:ilvl="6" w:tplc="04100001" w:tentative="1">
+      <w:start w:val="1"/>
+      <w:numFmt w:val="bullet"/>
+      <w:lvlText w:val=""/>
+      <w:lvlJc w:val="left"/>
+      <w:pPr>
+        <w:ind w:left="5748" w:hanging="360"/>
+      </w:pPr>
+      <w:rPr>
+        <w:rFonts w:ascii="Symbol" w:hAnsi="Symbol" w:hint="default"/>
+      </w:rPr>
+    </w:lvl>
+    <w:lvl w:ilvl="7" w:tplc="04100003" w:tentative="1">
+      <w:start w:val="1"/>
+      <w:numFmt w:val="bullet"/>
+      <w:lvlText w:val="o"/>
+      <w:lvlJc w:val="left"/>
+      <w:pPr>
+        <w:ind w:left="6468" w:hanging="360"/>
+      </w:pPr>
+      <w:rPr>
+        <w:rFonts w:ascii="Courier New" w:hAnsi="Courier New" w:cs="Courier New" w:hint="default"/>
+      </w:rPr>
+    </w:lvl>
+    <w:lvl w:ilvl="8" w:tplc="04100005" w:tentative="1">
+      <w:start w:val="1"/>
+      <w:numFmt w:val="bullet"/>
+      <w:lvlText w:val=""/>
+      <w:lvlJc w:val="left"/>
+      <w:pPr>
+        <w:ind w:left="7188" w:hanging="360"/>
+      </w:pPr>
+      <w:rPr>
+        <w:rFonts w:ascii="Wingdings" w:hAnsi="Wingdings" w:hint="default"/>
+      </w:rPr>
+    </w:lvl>
+  </w:abstractNum>
+  <w:abstractNum w:abstractNumId="2" w15:restartNumberingAfterBreak="0">
     <w:nsid w:val="4A2F4188"/>
     <w:multiLevelType w:val="hybridMultilevel"/>
     <w:tmpl w:val="4142E4D0"/>
@@ -586,8 +1179,106 @@
       </w:pPr>
     </w:lvl>
   </w:abstractNum>
+  <w:abstractNum w:abstractNumId="3" w15:restartNumberingAfterBreak="0">
+    <w:nsid w:val="5DA423F0"/>
+    <w:multiLevelType w:val="hybridMultilevel"/>
+    <w:tmpl w:val="4E7667BE"/>
+    <w:lvl w:ilvl="0" w:tplc="C6A07AE6">
+      <w:start w:val="1"/>
+      <w:numFmt w:val="decimal"/>
+      <w:lvlText w:val="%1."/>
+      <w:lvlJc w:val="left"/>
+      <w:pPr>
+        <w:ind w:left="1068" w:hanging="360"/>
+      </w:pPr>
+      <w:rPr>
+        <w:rFonts w:hint="default"/>
+      </w:rPr>
+    </w:lvl>
+    <w:lvl w:ilvl="1" w:tplc="04100019" w:tentative="1">
+      <w:start w:val="1"/>
+      <w:numFmt w:val="lowerLetter"/>
+      <w:lvlText w:val="%2."/>
+      <w:lvlJc w:val="left"/>
+      <w:pPr>
+        <w:ind w:left="1788" w:hanging="360"/>
+      </w:pPr>
+    </w:lvl>
+    <w:lvl w:ilvl="2" w:tplc="0410001B" w:tentative="1">
+      <w:start w:val="1"/>
+      <w:numFmt w:val="lowerRoman"/>
+      <w:lvlText w:val="%3."/>
+      <w:lvlJc w:val="right"/>
+      <w:pPr>
+        <w:ind w:left="2508" w:hanging="180"/>
+      </w:pPr>
+    </w:lvl>
+    <w:lvl w:ilvl="3" w:tplc="0410000F" w:tentative="1">
+      <w:start w:val="1"/>
+      <w:numFmt w:val="decimal"/>
+      <w:lvlText w:val="%4."/>
+      <w:lvlJc w:val="left"/>
+      <w:pPr>
+        <w:ind w:left="3228" w:hanging="360"/>
+      </w:pPr>
+    </w:lvl>
+    <w:lvl w:ilvl="4" w:tplc="04100019" w:tentative="1">
+      <w:start w:val="1"/>
+      <w:numFmt w:val="lowerLetter"/>
+      <w:lvlText w:val="%5."/>
+      <w:lvlJc w:val="left"/>
+      <w:pPr>
+        <w:ind w:left="3948" w:hanging="360"/>
+      </w:pPr>
+    </w:lvl>
+    <w:lvl w:ilvl="5" w:tplc="0410001B" w:tentative="1">
+      <w:start w:val="1"/>
+      <w:numFmt w:val="lowerRoman"/>
+      <w:lvlText w:val="%6."/>
+      <w:lvlJc w:val="right"/>
+      <w:pPr>
+        <w:ind w:left="4668" w:hanging="180"/>
+      </w:pPr>
+    </w:lvl>
+    <w:lvl w:ilvl="6" w:tplc="0410000F" w:tentative="1">
+      <w:start w:val="1"/>
+      <w:numFmt w:val="decimal"/>
+      <w:lvlText w:val="%7."/>
+      <w:lvlJc w:val="left"/>
+      <w:pPr>
+        <w:ind w:left="5388" w:hanging="360"/>
+      </w:pPr>
+    </w:lvl>
+    <w:lvl w:ilvl="7" w:tplc="04100019" w:tentative="1">
+      <w:start w:val="1"/>
+      <w:numFmt w:val="lowerLetter"/>
+      <w:lvlText w:val="%8."/>
+      <w:lvlJc w:val="left"/>
+      <w:pPr>
+        <w:ind w:left="6108" w:hanging="360"/>
+      </w:pPr>
+    </w:lvl>
+    <w:lvl w:ilvl="8" w:tplc="0410001B" w:tentative="1">
+      <w:start w:val="1"/>
+      <w:numFmt w:val="lowerRoman"/>
+      <w:lvlText w:val="%9."/>
+      <w:lvlJc w:val="right"/>
+      <w:pPr>
+        <w:ind w:left="6828" w:hanging="180"/>
+      </w:pPr>
+    </w:lvl>
+  </w:abstractNum>
   <w:num w:numId="1" w16cid:durableId="770664690">
+    <w:abstractNumId w:val="2"/>
+  </w:num>
+  <w:num w:numId="2" w16cid:durableId="821579079">
+    <w:abstractNumId w:val="3"/>
+  </w:num>
+  <w:num w:numId="3" w16cid:durableId="1622345164">
     <w:abstractNumId w:val="0"/>
+  </w:num>
+  <w:num w:numId="4" w16cid:durableId="1021975043">
+    <w:abstractNumId w:val="1"/>
   </w:num>
 </w:numbering>
 </file>

--- a/guida/CREAZIONE PROGETTO.docx
+++ b/guida/CREAZIONE PROGETTO.docx
@@ -33,8 +33,21 @@
         <w:t>AUTORE</w:t>
       </w:r>
       <w:r>
-        <w:t>: NomeGruppo / Nome TeamLead</w:t>
-      </w:r>
+        <w:t xml:space="preserve">: </w:t>
+      </w:r>
+      <w:proofErr w:type="spellStart"/>
+      <w:r>
+        <w:t>NomeGruppo</w:t>
+      </w:r>
+      <w:proofErr w:type="spellEnd"/>
+      <w:r>
+        <w:t xml:space="preserve"> / Nome </w:t>
+      </w:r>
+      <w:proofErr w:type="spellStart"/>
+      <w:r>
+        <w:t>TeamLead</w:t>
+      </w:r>
+      <w:proofErr w:type="spellEnd"/>
     </w:p>
     <w:p>
       <w:pPr>
@@ -113,7 +126,23 @@
         </w:numPr>
       </w:pPr>
       <w:r>
-        <w:t xml:space="preserve">New Diagram: Grid (fare griglia </w:t>
+        <w:t xml:space="preserve">New </w:t>
+      </w:r>
+      <w:proofErr w:type="spellStart"/>
+      <w:r>
+        <w:t>Diagram</w:t>
+      </w:r>
+      <w:proofErr w:type="spellEnd"/>
+      <w:r>
+        <w:t xml:space="preserve">: </w:t>
+      </w:r>
+      <w:proofErr w:type="spellStart"/>
+      <w:r>
+        <w:t>Grid</w:t>
+      </w:r>
+      <w:proofErr w:type="spellEnd"/>
+      <w:r>
+        <w:t xml:space="preserve"> (fare griglia </w:t>
       </w:r>
       <w:r>
         <w:t>per ogni tipologia di elemento, come attori, classi, componenti, etc.)</w:t>
@@ -143,7 +172,23 @@
         </w:numPr>
       </w:pPr>
       <w:r>
-        <w:t>Model Element: ad esempio Actor, Use Cases, etc., per elencare automaticamente tu</w:t>
+        <w:t xml:space="preserve">Model </w:t>
+      </w:r>
+      <w:proofErr w:type="spellStart"/>
+      <w:r>
+        <w:t>Element</w:t>
+      </w:r>
+      <w:proofErr w:type="spellEnd"/>
+      <w:r>
+        <w:t xml:space="preserve">: ad esempio </w:t>
+      </w:r>
+      <w:proofErr w:type="spellStart"/>
+      <w:r>
+        <w:t>Actor</w:t>
+      </w:r>
+      <w:proofErr w:type="spellEnd"/>
+      <w:r>
+        <w:t>, Use Cases, etc., per elencare automaticamente tu</w:t>
       </w:r>
       <w:r>
         <w:t>tti gli elementi di quella categoria con relativa descrizione. Cliccando su + si possono aggiungere più elementi diversi del dominio (ma meglio non farlo per la leggibilità). Per aggiungere le classi che non compaiono nella tendina basta scrivere Classes</w:t>
@@ -200,7 +245,15 @@
         </w:numPr>
       </w:pPr>
       <w:r>
-        <w:t>Cliccando su + si può aggiungere la Table of Contents (l’indice).</w:t>
+        <w:t xml:space="preserve">Cliccando su + si può aggiungere la Table of </w:t>
+      </w:r>
+      <w:proofErr w:type="spellStart"/>
+      <w:r>
+        <w:t>Contents</w:t>
+      </w:r>
+      <w:proofErr w:type="spellEnd"/>
+      <w:r>
+        <w:t xml:space="preserve"> (l’indice).</w:t>
       </w:r>
     </w:p>
     <w:p>
@@ -254,7 +307,15 @@
         <w:t>l’Analisi Testuale</w:t>
       </w:r>
       <w:r>
-        <w:t>, trascinandola dal diagram navigator.</w:t>
+        <w:t xml:space="preserve">, trascinandola dal </w:t>
+      </w:r>
+      <w:proofErr w:type="spellStart"/>
+      <w:r>
+        <w:t>diagram</w:t>
+      </w:r>
+      <w:proofErr w:type="spellEnd"/>
+      <w:r>
+        <w:t xml:space="preserve"> navigator.</w:t>
       </w:r>
     </w:p>
     <w:p>
@@ -316,8 +377,13 @@
       <w:r>
         <w:t xml:space="preserve">All </w:t>
       </w:r>
-      <w:r>
-        <w:t xml:space="preserve">Details e poi </w:t>
+      <w:proofErr w:type="spellStart"/>
+      <w:r>
+        <w:t>Details</w:t>
+      </w:r>
+      <w:proofErr w:type="spellEnd"/>
+      <w:r>
+        <w:t xml:space="preserve"> e poi </w:t>
       </w:r>
       <w:r>
         <w:t>trascinando</w:t>
@@ -326,11 +392,27 @@
         <w:t xml:space="preserve"> sul documento.</w:t>
       </w:r>
       <w:r>
-        <w:t xml:space="preserve"> Altrimenti si può costruire un caso d’uso alla volta cliccando su Requirements Spec + Use Case.</w:t>
-      </w:r>
+        <w:t xml:space="preserve"> Altrimenti si può costruire un caso d’uso alla volta cliccando su </w:t>
+      </w:r>
+      <w:proofErr w:type="spellStart"/>
+      <w:r>
+        <w:t>Requirements</w:t>
+      </w:r>
+      <w:proofErr w:type="spellEnd"/>
       <w:r>
         <w:t xml:space="preserve"> </w:t>
       </w:r>
+      <w:proofErr w:type="spellStart"/>
+      <w:r>
+        <w:t>Spec</w:t>
+      </w:r>
+      <w:proofErr w:type="spellEnd"/>
+      <w:r>
+        <w:t xml:space="preserve"> + Use Case.</w:t>
+      </w:r>
+      <w:r>
+        <w:t xml:space="preserve"> </w:t>
+      </w:r>
     </w:p>
     <w:p>
       <w:pPr>
@@ -341,7 +423,31 @@
         <w:t>Oppure si può prendere il diagramma e cliccando su Basic si ottiene l’immagine del diagramma (ma esce con tutte le scritte)</w:t>
       </w:r>
       <w:r>
-        <w:t xml:space="preserve"> allora in alternativa cliccando su Project-&gt; Export-&gt;Active Diagram as Image, scegliendo il formato SVG, lo si deve aprire con un tool che fa analisi e in xml si può cancellare tutto il block text che aggiunge le scritte.</w:t>
+        <w:t xml:space="preserve"> allora in alternativa cliccando su Project-&gt; Export-&gt;Active </w:t>
+      </w:r>
+      <w:proofErr w:type="spellStart"/>
+      <w:r>
+        <w:t>Diagram</w:t>
+      </w:r>
+      <w:proofErr w:type="spellEnd"/>
+      <w:r>
+        <w:t xml:space="preserve"> </w:t>
+      </w:r>
+      <w:proofErr w:type="spellStart"/>
+      <w:r>
+        <w:t>as</w:t>
+      </w:r>
+      <w:proofErr w:type="spellEnd"/>
+      <w:r>
+        <w:t xml:space="preserve"> Image, scegliendo il formato SVG, lo si deve aprire con un tool che fa analisi e in xml si può cancellare tutto il </w:t>
+      </w:r>
+      <w:proofErr w:type="spellStart"/>
+      <w:r>
+        <w:t>block</w:t>
+      </w:r>
+      <w:proofErr w:type="spellEnd"/>
+      <w:r>
+        <w:t xml:space="preserve"> text che aggiunge le scritte.</w:t>
       </w:r>
     </w:p>
     <w:p>
@@ -365,7 +471,15 @@
         </w:numPr>
       </w:pPr>
       <w:r>
-        <w:t xml:space="preserve">In diagram navigator </w:t>
+        <w:t xml:space="preserve">In </w:t>
+      </w:r>
+      <w:proofErr w:type="spellStart"/>
+      <w:r>
+        <w:t>diagram</w:t>
+      </w:r>
+      <w:proofErr w:type="spellEnd"/>
+      <w:r>
+        <w:t xml:space="preserve"> navigator </w:t>
       </w:r>
       <w:r>
         <w:t>i</w:t>
@@ -519,8 +633,13 @@
           <w:numId w:val="1"/>
         </w:numPr>
       </w:pPr>
-      <w:r>
-        <w:t xml:space="preserve">Textual Analysis </w:t>
+      <w:proofErr w:type="spellStart"/>
+      <w:r>
+        <w:t>Textual</w:t>
+      </w:r>
+      <w:proofErr w:type="spellEnd"/>
+      <w:r>
+        <w:t xml:space="preserve"> Analysis </w:t>
       </w:r>
       <w:r>
         <w:sym w:font="Wingdings" w:char="F0E0"/>
@@ -583,7 +702,23 @@
         </w:numPr>
       </w:pPr>
       <w:r>
-        <w:t>Mettendo su spell checker in alto si tolgono le sottolineature rosse</w:t>
+        <w:t xml:space="preserve">Mettendo su </w:t>
+      </w:r>
+      <w:proofErr w:type="spellStart"/>
+      <w:r>
+        <w:t>spell</w:t>
+      </w:r>
+      <w:proofErr w:type="spellEnd"/>
+      <w:r>
+        <w:t xml:space="preserve"> </w:t>
+      </w:r>
+      <w:proofErr w:type="spellStart"/>
+      <w:r>
+        <w:t>checker</w:t>
+      </w:r>
+      <w:proofErr w:type="spellEnd"/>
+      <w:r>
+        <w:t xml:space="preserve"> in alto si tolgono le sottolineature rosse</w:t>
       </w:r>
     </w:p>
     <w:p>
@@ -663,7 +798,15 @@
         </w:numPr>
       </w:pPr>
       <w:r>
-        <w:t>SYSTEM respons si utilizza se si tratta di una risposta dal sistema a un attore</w:t>
+        <w:t xml:space="preserve">SYSTEM </w:t>
+      </w:r>
+      <w:proofErr w:type="spellStart"/>
+      <w:r>
+        <w:t>respons</w:t>
+      </w:r>
+      <w:proofErr w:type="spellEnd"/>
+      <w:r>
+        <w:t xml:space="preserve"> si utilizza se si tratta di una risposta dal sistema a un attore</w:t>
       </w:r>
     </w:p>
     <w:p>
@@ -695,12 +838,42 @@
         </w:rPr>
         <w:t xml:space="preserve">In open Specification/Requirements </w:t>
       </w:r>
+      <w:proofErr w:type="spellStart"/>
       <w:r>
         <w:rPr>
           <w:lang w:val="en-GB"/>
         </w:rPr>
-        <w:t>inserire i requisiti</w:t>
-      </w:r>
+        <w:t>inserire</w:t>
+      </w:r>
+      <w:proofErr w:type="spellEnd"/>
+      <w:r>
+        <w:rPr>
+          <w:lang w:val="en-GB"/>
+        </w:rPr>
+        <w:t xml:space="preserve"> </w:t>
+      </w:r>
+      <w:proofErr w:type="spellStart"/>
+      <w:r>
+        <w:rPr>
+          <w:lang w:val="en-GB"/>
+        </w:rPr>
+        <w:t>i</w:t>
+      </w:r>
+      <w:proofErr w:type="spellEnd"/>
+      <w:r>
+        <w:rPr>
+          <w:lang w:val="en-GB"/>
+        </w:rPr>
+        <w:t xml:space="preserve"> </w:t>
+      </w:r>
+      <w:proofErr w:type="spellStart"/>
+      <w:r>
+        <w:rPr>
+          <w:lang w:val="en-GB"/>
+        </w:rPr>
+        <w:t>requisiti</w:t>
+      </w:r>
+      <w:proofErr w:type="spellEnd"/>
     </w:p>
     <w:p>
       <w:pPr>
@@ -723,8 +896,17 @@
         </w:numPr>
       </w:pPr>
       <w:r>
-        <w:t xml:space="preserve">Da open use case details cliccando su </w:t>
-      </w:r>
+        <w:t xml:space="preserve">Da open use case </w:t>
+      </w:r>
+      <w:proofErr w:type="spellStart"/>
+      <w:r>
+        <w:t>details</w:t>
+      </w:r>
+      <w:proofErr w:type="spellEnd"/>
+      <w:r>
+        <w:t xml:space="preserve"> cliccando su </w:t>
+      </w:r>
+      <w:proofErr w:type="spellStart"/>
       <w:r>
         <w:t>D</w:t>
       </w:r>
@@ -734,6 +916,7 @@
       <w:r>
         <w:t>s</w:t>
       </w:r>
+      <w:proofErr w:type="spellEnd"/>
       <w:r>
         <w:t xml:space="preserve"> si possono</w:t>
       </w:r>
@@ -753,17 +936,27 @@
         </w:numPr>
       </w:pPr>
       <w:r>
-        <w:t>Si può fare Add Model Element in flow of events per aggiungere ulte</w:t>
+        <w:t xml:space="preserve">Si può fare </w:t>
+      </w:r>
+      <w:proofErr w:type="spellStart"/>
+      <w:r>
+        <w:t>Add</w:t>
+      </w:r>
+      <w:proofErr w:type="spellEnd"/>
+      <w:r>
+        <w:t xml:space="preserve"> Model </w:t>
+      </w:r>
+      <w:proofErr w:type="spellStart"/>
+      <w:r>
+        <w:t>Element</w:t>
+      </w:r>
+      <w:proofErr w:type="spellEnd"/>
+      <w:r>
+        <w:t xml:space="preserve"> in flow of events per aggiungere ulte</w:t>
       </w:r>
       <w:r>
         <w:t>riori informazioni (Es. se si vuole aggiungere una classe, la classe deve essere già stata definita)</w:t>
       </w:r>
-    </w:p>
-    <w:p>
-      <w:pPr>
-        <w:pStyle w:val="Paragrafoelenco"/>
-        <w:ind w:left="2880"/>
-      </w:pPr>
     </w:p>
     <w:p>
       <w:pPr>
@@ -784,54 +977,179 @@
           <w:bCs/>
           <w:color w:val="002060"/>
         </w:rPr>
-        <w:t xml:space="preserve">Vista </w:t>
-      </w:r>
-      <w:r>
-        <w:rPr>
-          <w:b/>
-          <w:bCs/>
-          <w:color w:val="002060"/>
-        </w:rPr>
-        <w:t>di documentazione</w:t>
-      </w:r>
-    </w:p>
-    <w:p>
-      <w:pPr>
-        <w:pStyle w:val="Paragrafoelenco"/>
-        <w:ind w:left="1440"/>
-        <w:rPr>
-          <w:b/>
-          <w:bCs/>
-          <w:color w:val="002060"/>
-        </w:rPr>
-      </w:pPr>
-    </w:p>
-    <w:p>
-      <w:pPr>
-        <w:pStyle w:val="Paragrafoelenco"/>
-        <w:numPr>
-          <w:ilvl w:val="2"/>
+        <w:t>Modello di Dominio</w:t>
+      </w:r>
+    </w:p>
+    <w:p>
+      <w:pPr>
+        <w:pStyle w:val="Paragrafoelenco"/>
+        <w:numPr>
+          <w:ilvl w:val="0"/>
+          <w:numId w:val="5"/>
+        </w:numPr>
+      </w:pPr>
+      <w:r>
+        <w:t xml:space="preserve">Class </w:t>
+      </w:r>
+      <w:proofErr w:type="spellStart"/>
+      <w:r>
+        <w:t>Diagram</w:t>
+      </w:r>
+      <w:proofErr w:type="spellEnd"/>
+      <w:r>
+        <w:t xml:space="preserve">, name: Domain Model, aggiungere la descrizione in Class </w:t>
+      </w:r>
+      <w:proofErr w:type="spellStart"/>
+      <w:r>
+        <w:t>D</w:t>
+      </w:r>
+      <w:r>
+        <w:t>iagram</w:t>
+      </w:r>
+      <w:proofErr w:type="spellEnd"/>
+      <w:r>
+        <w:t xml:space="preserve"> </w:t>
+      </w:r>
+      <w:proofErr w:type="spellStart"/>
+      <w:r>
+        <w:t>Specification</w:t>
+      </w:r>
+      <w:proofErr w:type="spellEnd"/>
+    </w:p>
+    <w:p>
+      <w:pPr>
+        <w:pStyle w:val="Paragrafoelenco"/>
+        <w:numPr>
+          <w:ilvl w:val="1"/>
+          <w:numId w:val="5"/>
+        </w:numPr>
+      </w:pPr>
+      <w:r>
+        <w:t>Partendo dal caso d’uso, se un attore è anche un’entità, bisogna selezionare l’attore e mettere Transit to New Class, cambiando il nome alla classe, la descrizione e poi aggiungendo la classe al Domain Model esistente.</w:t>
+      </w:r>
+    </w:p>
+    <w:p>
+      <w:pPr>
+        <w:pStyle w:val="Paragrafoelenco"/>
+        <w:numPr>
+          <w:ilvl w:val="1"/>
+          <w:numId w:val="5"/>
+        </w:numPr>
+      </w:pPr>
+      <w:r>
+        <w:t xml:space="preserve">All’inizio lasciare la molteplicità e la visibilità degli attributi </w:t>
+      </w:r>
+      <w:proofErr w:type="spellStart"/>
+      <w:r>
+        <w:t>Unspecified</w:t>
+      </w:r>
+      <w:proofErr w:type="spellEnd"/>
+    </w:p>
+    <w:p>
+      <w:pPr>
+        <w:pStyle w:val="Paragrafoelenco"/>
+        <w:numPr>
+          <w:ilvl w:val="0"/>
+          <w:numId w:val="5"/>
+        </w:numPr>
+      </w:pPr>
+      <w:proofErr w:type="spellStart"/>
+      <w:r>
+        <w:t>Sequence</w:t>
+      </w:r>
+      <w:proofErr w:type="spellEnd"/>
+      <w:r>
+        <w:t xml:space="preserve"> </w:t>
+      </w:r>
+      <w:proofErr w:type="spellStart"/>
+      <w:r>
+        <w:t>diagram</w:t>
+      </w:r>
+      <w:proofErr w:type="spellEnd"/>
+      <w:r>
+        <w:t xml:space="preserve">, su messaggio cliccare </w:t>
+      </w:r>
+      <w:proofErr w:type="spellStart"/>
+      <w:r>
+        <w:t>type</w:t>
+      </w:r>
+      <w:proofErr w:type="spellEnd"/>
+      <w:r>
+        <w:t xml:space="preserve">-&gt;Call-&gt;Select </w:t>
+      </w:r>
+      <w:proofErr w:type="spellStart"/>
+      <w:r>
+        <w:t>Operation</w:t>
+      </w:r>
+      <w:proofErr w:type="spellEnd"/>
+    </w:p>
+    <w:p>
+      <w:pPr>
+        <w:pStyle w:val="Paragrafoelenco"/>
+        <w:ind w:left="2203"/>
+      </w:pPr>
+    </w:p>
+    <w:p>
+      <w:pPr>
+        <w:pStyle w:val="Paragrafoelenco"/>
+        <w:rPr>
+          <w:highlight w:val="green"/>
+        </w:rPr>
+      </w:pPr>
+    </w:p>
+    <w:p>
+      <w:pPr>
+        <w:pStyle w:val="Paragrafoelenco"/>
+        <w:rPr>
+          <w:highlight w:val="green"/>
+        </w:rPr>
+      </w:pPr>
+    </w:p>
+    <w:p>
+      <w:pPr>
+        <w:pStyle w:val="Paragrafoelenco"/>
+        <w:numPr>
+          <w:ilvl w:val="0"/>
           <w:numId w:val="1"/>
         </w:numPr>
-      </w:pPr>
-      <w:r>
-        <w:t>Documentazione</w:t>
-      </w:r>
+        <w:rPr>
+          <w:highlight w:val="green"/>
+        </w:rPr>
+      </w:pPr>
+      <w:r>
+        <w:rPr>
+          <w:highlight w:val="green"/>
+        </w:rPr>
+        <w:lastRenderedPageBreak/>
+        <w:t>DOCUMENTAZIONE</w:t>
+      </w:r>
+    </w:p>
+    <w:p>
+      <w:pPr>
+        <w:ind w:left="708" w:firstLine="708"/>
+      </w:pPr>
+      <w:r>
+        <w:t>S</w:t>
+      </w:r>
+      <w:r>
+        <w:t xml:space="preserve">i aggiunge un </w:t>
+      </w:r>
+      <w:proofErr w:type="spellStart"/>
+      <w:r>
+        <w:t>Existing</w:t>
+      </w:r>
+      <w:proofErr w:type="spellEnd"/>
       <w:r>
         <w:t xml:space="preserve"> </w:t>
       </w:r>
-      <w:r>
-        <w:sym w:font="Wingdings" w:char="F0E0"/>
-      </w:r>
-      <w:r>
-        <w:t xml:space="preserve"> si aggiunge un Existing Diagram</w:t>
-      </w:r>
-    </w:p>
-    <w:p>
-      <w:pPr>
-        <w:pStyle w:val="Paragrafoelenco"/>
-        <w:ind w:left="2880"/>
-      </w:pPr>
+      <w:proofErr w:type="spellStart"/>
+      <w:r>
+        <w:t>Diagram</w:t>
+      </w:r>
+      <w:proofErr w:type="spellEnd"/>
+      <w:r>
+        <w:t>.</w:t>
+      </w:r>
     </w:p>
     <w:p>
       <w:pPr>
@@ -975,6 +1293,116 @@
     </w:lvl>
   </w:abstractNum>
   <w:abstractNum w:abstractNumId="1" w15:restartNumberingAfterBreak="0">
+    <w:nsid w:val="175C6129"/>
+    <w:multiLevelType w:val="hybridMultilevel"/>
+    <w:tmpl w:val="C2665CB0"/>
+    <w:lvl w:ilvl="0" w:tplc="04100001">
+      <w:start w:val="1"/>
+      <w:numFmt w:val="bullet"/>
+      <w:lvlText w:val=""/>
+      <w:lvlJc w:val="left"/>
+      <w:pPr>
+        <w:ind w:left="2160" w:hanging="360"/>
+      </w:pPr>
+      <w:rPr>
+        <w:rFonts w:ascii="Symbol" w:hAnsi="Symbol" w:hint="default"/>
+      </w:rPr>
+    </w:lvl>
+    <w:lvl w:ilvl="1" w:tplc="0410000F">
+      <w:start w:val="1"/>
+      <w:numFmt w:val="decimal"/>
+      <w:lvlText w:val="%2."/>
+      <w:lvlJc w:val="left"/>
+      <w:pPr>
+        <w:ind w:left="2880" w:hanging="360"/>
+      </w:pPr>
+    </w:lvl>
+    <w:lvl w:ilvl="2" w:tplc="04100005" w:tentative="1">
+      <w:start w:val="1"/>
+      <w:numFmt w:val="bullet"/>
+      <w:lvlText w:val=""/>
+      <w:lvlJc w:val="left"/>
+      <w:pPr>
+        <w:ind w:left="3600" w:hanging="360"/>
+      </w:pPr>
+      <w:rPr>
+        <w:rFonts w:ascii="Wingdings" w:hAnsi="Wingdings" w:hint="default"/>
+      </w:rPr>
+    </w:lvl>
+    <w:lvl w:ilvl="3" w:tplc="04100001" w:tentative="1">
+      <w:start w:val="1"/>
+      <w:numFmt w:val="bullet"/>
+      <w:lvlText w:val=""/>
+      <w:lvlJc w:val="left"/>
+      <w:pPr>
+        <w:ind w:left="4320" w:hanging="360"/>
+      </w:pPr>
+      <w:rPr>
+        <w:rFonts w:ascii="Symbol" w:hAnsi="Symbol" w:hint="default"/>
+      </w:rPr>
+    </w:lvl>
+    <w:lvl w:ilvl="4" w:tplc="04100003" w:tentative="1">
+      <w:start w:val="1"/>
+      <w:numFmt w:val="bullet"/>
+      <w:lvlText w:val="o"/>
+      <w:lvlJc w:val="left"/>
+      <w:pPr>
+        <w:ind w:left="5040" w:hanging="360"/>
+      </w:pPr>
+      <w:rPr>
+        <w:rFonts w:ascii="Courier New" w:hAnsi="Courier New" w:cs="Courier New" w:hint="default"/>
+      </w:rPr>
+    </w:lvl>
+    <w:lvl w:ilvl="5" w:tplc="04100005" w:tentative="1">
+      <w:start w:val="1"/>
+      <w:numFmt w:val="bullet"/>
+      <w:lvlText w:val=""/>
+      <w:lvlJc w:val="left"/>
+      <w:pPr>
+        <w:ind w:left="5760" w:hanging="360"/>
+      </w:pPr>
+      <w:rPr>
+        <w:rFonts w:ascii="Wingdings" w:hAnsi="Wingdings" w:hint="default"/>
+      </w:rPr>
+    </w:lvl>
+    <w:lvl w:ilvl="6" w:tplc="04100001" w:tentative="1">
+      <w:start w:val="1"/>
+      <w:numFmt w:val="bullet"/>
+      <w:lvlText w:val=""/>
+      <w:lvlJc w:val="left"/>
+      <w:pPr>
+        <w:ind w:left="6480" w:hanging="360"/>
+      </w:pPr>
+      <w:rPr>
+        <w:rFonts w:ascii="Symbol" w:hAnsi="Symbol" w:hint="default"/>
+      </w:rPr>
+    </w:lvl>
+    <w:lvl w:ilvl="7" w:tplc="04100003" w:tentative="1">
+      <w:start w:val="1"/>
+      <w:numFmt w:val="bullet"/>
+      <w:lvlText w:val="o"/>
+      <w:lvlJc w:val="left"/>
+      <w:pPr>
+        <w:ind w:left="7200" w:hanging="360"/>
+      </w:pPr>
+      <w:rPr>
+        <w:rFonts w:ascii="Courier New" w:hAnsi="Courier New" w:cs="Courier New" w:hint="default"/>
+      </w:rPr>
+    </w:lvl>
+    <w:lvl w:ilvl="8" w:tplc="04100005" w:tentative="1">
+      <w:start w:val="1"/>
+      <w:numFmt w:val="bullet"/>
+      <w:lvlText w:val=""/>
+      <w:lvlJc w:val="left"/>
+      <w:pPr>
+        <w:ind w:left="7920" w:hanging="360"/>
+      </w:pPr>
+      <w:rPr>
+        <w:rFonts w:ascii="Wingdings" w:hAnsi="Wingdings" w:hint="default"/>
+      </w:rPr>
+    </w:lvl>
+  </w:abstractNum>
+  <w:abstractNum w:abstractNumId="2" w15:restartNumberingAfterBreak="0">
     <w:nsid w:val="1E560223"/>
     <w:multiLevelType w:val="hybridMultilevel"/>
     <w:tmpl w:val="40905C8A"/>
@@ -1087,7 +1515,7 @@
       </w:rPr>
     </w:lvl>
   </w:abstractNum>
-  <w:abstractNum w:abstractNumId="2" w15:restartNumberingAfterBreak="0">
+  <w:abstractNum w:abstractNumId="3" w15:restartNumberingAfterBreak="0">
     <w:nsid w:val="4A2F4188"/>
     <w:multiLevelType w:val="hybridMultilevel"/>
     <w:tmpl w:val="4142E4D0"/>
@@ -1179,7 +1607,7 @@
       </w:pPr>
     </w:lvl>
   </w:abstractNum>
-  <w:abstractNum w:abstractNumId="3" w15:restartNumberingAfterBreak="0">
+  <w:abstractNum w:abstractNumId="4" w15:restartNumberingAfterBreak="0">
     <w:nsid w:val="5DA423F0"/>
     <w:multiLevelType w:val="hybridMultilevel"/>
     <w:tmpl w:val="4E7667BE"/>
@@ -1269,15 +1697,18 @@
     </w:lvl>
   </w:abstractNum>
   <w:num w:numId="1" w16cid:durableId="770664690">
-    <w:abstractNumId w:val="2"/>
+    <w:abstractNumId w:val="3"/>
   </w:num>
   <w:num w:numId="2" w16cid:durableId="821579079">
-    <w:abstractNumId w:val="3"/>
+    <w:abstractNumId w:val="4"/>
   </w:num>
   <w:num w:numId="3" w16cid:durableId="1622345164">
     <w:abstractNumId w:val="0"/>
   </w:num>
   <w:num w:numId="4" w16cid:durableId="1021975043">
+    <w:abstractNumId w:val="2"/>
+  </w:num>
+  <w:num w:numId="5" w16cid:durableId="538473093">
     <w:abstractNumId w:val="1"/>
   </w:num>
 </w:numbering>
